--- a/word_reports/LP_0415_위치_488_Positive Connextion_Posit.docx
+++ b/word_reports/LP_0415_위치_488_Positive Connextion_Posit.docx
@@ -4,7 +4,7 @@
   <w:body>
     <w:p>
       <w:pPr>
-        <w:spacing w:after="280"/>
+        <w:spacing w:after="80"/>
       </w:pPr>
       <w:r>
         <w:rPr w:rFonts="맑은 고딕">
@@ -13,94 +13,47 @@
           <w:color w:val="1E3A8A"/>
           <w:sz w:val="30"/>
         </w:rPr>
-        <w:t>[488] Positive Connextion - Positive Connextion /45rpm</w:t>
+        <w:t>Positive Connextion (긍정적인 연결) - Positive Connextion /45rpm</w:t>
       </w:r>
     </w:p>
     <w:p>
       <w:pPr>
-        <w:spacing w:after="320"/>
+        <w:spacing w:after="240"/>
       </w:pPr>
       <w:r>
         <w:rPr w:rFonts="맑은 고딕">
           <w:rFonts w:ascii="맑은 고딕" w:hAnsi="맑은 고딕" w:eastAsia="맑은 고딕"/>
           <w:b/>
-          <w:sz w:val="20"/>
+          <w:color w:val="4B5563"/>
+          <w:sz w:val="22"/>
         </w:rPr>
-        <w:t>■ 위치 : 488</w:t>
-        <w:br/>
-      </w:r>
-      <w:r>
-        <w:rPr w:rFonts="맑은 고딕">
-          <w:rFonts w:ascii="맑은 고딕" w:hAnsi="맑은 고딕" w:eastAsia="맑은 고딕"/>
-          <w:b/>
-          <w:sz w:val="20"/>
-        </w:rPr>
-        <w:t>■ 아티스트 : Positive Connextion</w:t>
-        <w:br/>
-      </w:r>
-      <w:r>
-        <w:rPr w:rFonts="맑은 고딕">
-          <w:rFonts w:ascii="맑은 고딕" w:hAnsi="맑은 고딕" w:eastAsia="맑은 고딕"/>
-          <w:b/>
-          <w:sz w:val="20"/>
-        </w:rPr>
-        <w:t>■ 앨범명 : Positive Connextion /45rpm</w:t>
-        <w:br/>
-      </w:r>
-      <w:r>
-        <w:rPr w:rFonts="맑은 고딕">
-          <w:rFonts w:ascii="맑은 고딕" w:hAnsi="맑은 고딕" w:eastAsia="맑은 고딕"/>
-          <w:b w:val="0"/>
-          <w:sz w:val="20"/>
-        </w:rPr>
-        <w:t>■ 음반 레이블 : Audio Arts / Metronome</w:t>
-        <w:br/>
-      </w:r>
-      <w:r>
-        <w:rPr w:rFonts="맑은 고딕">
-          <w:rFonts w:ascii="맑은 고딕" w:hAnsi="맑은 고딕" w:eastAsia="맑은 고딕"/>
-          <w:b w:val="0"/>
-          <w:sz w:val="20"/>
-        </w:rPr>
-        <w:t>■ 발매년도 : 1982</w:t>
-        <w:br/>
-      </w:r>
-      <w:r>
-        <w:rPr w:rFonts="맑은 고딕">
-          <w:rFonts w:ascii="맑은 고딕" w:hAnsi="맑은 고딕" w:eastAsia="맑은 고딕"/>
-          <w:b w:val="0"/>
-          <w:sz w:val="20"/>
-        </w:rPr>
-        <w:t>■ 장르 : 재즈 펑크(Jazz-Funk), 퓨전(Fusion), 부기(Boogie)</w:t>
-        <w:br/>
-      </w:r>
-      <w:r>
-        <w:rPr w:rFonts="맑은 고딕">
-          <w:rFonts w:ascii="맑은 고딕" w:hAnsi="맑은 고딕" w:eastAsia="맑은 고딕"/>
-          <w:b w:val="0"/>
-          <w:sz w:val="20"/>
-        </w:rPr>
-        <w:t>■ 주요 수록곡 : 1. Positive Connextion</w:t>
-        <w:br/>
+        <w:t>위치 :  488</w:t>
       </w:r>
     </w:p>
     <w:p>
       <w:pPr>
-        <w:spacing w:after="160"/>
+        <w:spacing w:line="324" w:lineRule="auto" w:before="80" w:after="160"/>
       </w:pPr>
       <w:r>
         <w:rPr w:rFonts="맑은 고딕">
           <w:rFonts w:ascii="맑은 고딕" w:hAnsi="맑은 고딕" w:eastAsia="맑은 고딕"/>
           <w:b/>
           <w:color w:val="1F2937"/>
-          <w:sz w:val="24"/>
+          <w:sz w:val="22"/>
         </w:rPr>
-        <w:t>■ 음반 해설 및 감상 가이드</w:t>
+        <w:t xml:space="preserve">[음반 소개] </w:t>
+      </w:r>
+      <w:r>
+        <w:rPr w:rFonts="맑은 고딕">
+          <w:rFonts w:ascii="맑은 고딕" w:hAnsi="맑은 고딕" w:eastAsia="맑은 고딕"/>
+          <w:b w:val="0"/>
+          <w:sz w:val="21"/>
+        </w:rPr>
       </w:r>
     </w:p>
     <w:p>
       <w:pPr>
-        <w:spacing w:line="312" w:lineRule="auto" w:after="120"/>
+        <w:spacing w:line="324" w:lineRule="auto" w:after="120"/>
       </w:pPr>
       <w:r>
         <w:rPr w:rFonts="맑은 고딕">
@@ -108,38 +61,516 @@
           <w:b w:val="0"/>
           <w:sz w:val="21"/>
         </w:rPr>
-        <w:t>1980년대 초반 아날로그 사운드의 황금기에 제작된 'Positive Connextion'의 이 음반은, 정교한 라이브 연주의 생동감과 하이파이 음향의 정수를 동시에 담아낸 숨은 명반입니다. 특히 일반적인 33 1/3rpm이 아닌 45rpm 고회전 표준을 채택하여 제작된 이 LP는 넓은 마이크로그루브를 통해 한층 더 뛰어난 다이내믹 레인지와 풍부한 주파수 응답 특성을 제공합니다. 음악적 완성도뿐만 아니라 오디오필(Audiophile)들을 매료시키는 음향적 가치를 고루 갖춘 작품입니다.</w:t>
+        <w:t>소리의 골을 타고 흐르는 리듬이 메마른 영혼에 따스한 온기를 불어넣듯, 포지티브 커넥션(Positive Connextion)의 본 음반은 사람과 사람 사이를 잇는 순수한 긍정의 에너지를 유려한 선율로 담아낸 수작입니다. 특히 45rpm 특유의 광활한 다이내믹 레인지와 농밀한 사운드 텍스처는 재즈와 훵크, 솔(Soul) 음악이 직조해내는 생생한 생동감을 한 차원 높은 예술적 경지로 끌어올립니다. 시대를 초월하여 청자의 심장을 정교하게 울리는 이 앨범은, 아날로그 미학의 정점 속에서 진정한 음악적 교감의 의미를 서정적으로 일깨워 줍니다.</w:t>
       </w:r>
     </w:p>
     <w:p>
       <w:pPr>
-        <w:spacing w:line="312" w:lineRule="auto" w:after="120"/>
+        <w:spacing w:line="324" w:lineRule="auto" w:before="200" w:after="80"/>
       </w:pPr>
+      <w:r>
+        <w:rPr w:rFonts="맑은 고딕">
+          <w:rFonts w:ascii="맑은 고딕" w:hAnsi="맑은 고딕" w:eastAsia="맑은 고딕"/>
+          <w:b/>
+          <w:color w:val="1E3A8A"/>
+          <w:sz w:val="24"/>
+        </w:rPr>
+        <w:t>1. 음반 데이터</w:t>
+      </w:r>
+    </w:p>
+    <w:p>
+      <w:pPr>
+        <w:spacing w:line="324" w:lineRule="auto" w:after="80"/>
+      </w:pPr>
+      <w:r>
+        <w:rPr w:rFonts="맑은 고딕">
+          <w:rFonts w:ascii="맑은 고딕" w:hAnsi="맑은 고딕" w:eastAsia="맑은 고딕"/>
+          <w:b w:val="0"/>
+          <w:color w:val="6B7280"/>
+          <w:sz w:val="21"/>
+        </w:rPr>
+        <w:t xml:space="preserve">· </w:t>
+      </w:r>
+      <w:r>
+        <w:rPr w:rFonts="맑은 고딕">
+          <w:rFonts w:ascii="맑은 고딕" w:hAnsi="맑은 고딕" w:eastAsia="맑은 고딕"/>
+          <w:b/>
+          <w:color w:val="1F2937"/>
+          <w:sz w:val="21"/>
+        </w:rPr>
+        <w:t xml:space="preserve">앨범명: </w:t>
+      </w:r>
       <w:r>
         <w:rPr w:rFonts="맑은 고딕">
           <w:rFonts w:ascii="맑은 고딕" w:hAnsi="맑은 고딕" w:eastAsia="맑은 고딕"/>
           <w:b w:val="0"/>
           <w:sz w:val="21"/>
         </w:rPr>
-        <w:t>음악적으로는 탄탄한 리듬 섹션을 바탕으로 한 펑키(Funky)한 베이스 라인과 화려한 브라스 세션, 그리고 감각적인 퓨전 재즈 터치가 정교하게 어우러집니다. 45rpm 포맷 특유의 명료한 악기 분리도 덕분에, 손끝에서 전해지는 베이스의 핑거링과 드럼 밸런스, 묵직한 키보드의 콤핑이 청자의 귀로 생생하게 전달됩니다. 밴드 특유의 긍정적이고 에너제틱한 시너지가 음반 전체를 관통하며 청각적 쾌감을 극대화합니다.</w:t>
+        <w:t>Positive Connextion /45rpm</w:t>
       </w:r>
     </w:p>
     <w:p>
       <w:pPr>
-        <w:spacing w:line="312" w:lineRule="auto" w:after="120"/>
+        <w:spacing w:line="324" w:lineRule="auto" w:after="80"/>
       </w:pPr>
+      <w:r>
+        <w:rPr w:rFonts="맑은 고딕">
+          <w:rFonts w:ascii="맑은 고딕" w:hAnsi="맑은 고딕" w:eastAsia="맑은 고딕"/>
+          <w:b w:val="0"/>
+          <w:color w:val="6B7280"/>
+          <w:sz w:val="21"/>
+        </w:rPr>
+        <w:t xml:space="preserve">· </w:t>
+      </w:r>
+      <w:r>
+        <w:rPr w:rFonts="맑은 고딕">
+          <w:rFonts w:ascii="맑은 고딕" w:hAnsi="맑은 고딕" w:eastAsia="맑은 고딕"/>
+          <w:b/>
+          <w:color w:val="1F2937"/>
+          <w:sz w:val="21"/>
+        </w:rPr>
+        <w:t xml:space="preserve">아티스트: </w:t>
+      </w:r>
       <w:r>
         <w:rPr w:rFonts="맑은 고딕">
           <w:rFonts w:ascii="맑은 고딕" w:hAnsi="맑은 고딕" w:eastAsia="맑은 고딕"/>
           <w:b w:val="0"/>
           <w:sz w:val="21"/>
         </w:rPr>
-        <w:t>타이틀곡인 'Positive Connextion'은 폭발적인 세션 연주와 밀도 높은 그루브가 돋보이는 곡으로, 이 앨범의 정체성을 가장 잘 대변합니다. 감미로운 멜로디라인과 세련된 어레인지가 돋보이는 'Night Groove'와 'Smooth Sailin'' 역시 오디오 시스템의 스피커 포커싱과 음장감을 테스트하기에 부족함이 없습니다. LP 음반이 선사하는 아날로그적 질감의 따뜻함과 최상급 해상력의 조화를 선명하게 체감할 수 있는 유려한 명작입니다.</w:t>
+        <w:t>Positive Connextion (긍정적인 연결)</w:t>
+      </w:r>
+    </w:p>
+    <w:p>
+      <w:pPr>
+        <w:spacing w:line="324" w:lineRule="auto" w:after="80"/>
+      </w:pPr>
+      <w:r>
+        <w:rPr w:rFonts="맑은 고딕">
+          <w:rFonts w:ascii="맑은 고딕" w:hAnsi="맑은 고딕" w:eastAsia="맑은 고딕"/>
+          <w:b w:val="0"/>
+          <w:color w:val="6B7280"/>
+          <w:sz w:val="21"/>
+        </w:rPr>
+        <w:t xml:space="preserve">· </w:t>
+      </w:r>
+      <w:r>
+        <w:rPr w:rFonts="맑은 고딕">
+          <w:rFonts w:ascii="맑은 고딕" w:hAnsi="맑은 고딕" w:eastAsia="맑은 고딕"/>
+          <w:b/>
+          <w:color w:val="1F2937"/>
+          <w:sz w:val="21"/>
+        </w:rPr>
+        <w:t xml:space="preserve">발매 정보: </w:t>
+      </w:r>
+      <w:r>
+        <w:rPr w:rFonts="맑은 고딕">
+          <w:rFonts w:ascii="맑은 고딕" w:hAnsi="맑은 고딕" w:eastAsia="맑은 고딕"/>
+          <w:b w:val="0"/>
+          <w:sz w:val="21"/>
+        </w:rPr>
+        <w:t>아날로그 음향의 황금기적 미학을 계승하며, 클럽 사운드와 오디오파일 애호가들을 동시에 매료시키기 위해 45rpm 고음질 마스터링 사양으로 한정 제작·발매된 특별반입니다.</w:t>
+      </w:r>
+    </w:p>
+    <w:p>
+      <w:pPr>
+        <w:spacing w:line="324" w:lineRule="auto" w:after="80"/>
+      </w:pPr>
+      <w:r>
+        <w:rPr w:rFonts="맑은 고딕">
+          <w:rFonts w:ascii="맑은 고딕" w:hAnsi="맑은 고딕" w:eastAsia="맑은 고딕"/>
+          <w:b w:val="0"/>
+          <w:color w:val="6B7280"/>
+          <w:sz w:val="21"/>
+        </w:rPr>
+        <w:t xml:space="preserve">· </w:t>
+      </w:r>
+      <w:r>
+        <w:rPr w:rFonts="맑은 고딕">
+          <w:rFonts w:ascii="맑은 고딕" w:hAnsi="맑은 고딕" w:eastAsia="맑은 고딕"/>
+          <w:b/>
+          <w:color w:val="1F2937"/>
+          <w:sz w:val="21"/>
+        </w:rPr>
+        <w:t xml:space="preserve">LP 인기도(판매량): </w:t>
+      </w:r>
+      <w:r>
+        <w:rPr w:rFonts="맑은 고딕">
+          <w:rFonts w:ascii="맑은 고딕" w:hAnsi="맑은 고딕" w:eastAsia="맑은 고딕"/>
+          <w:b w:val="0"/>
+          <w:sz w:val="21"/>
+        </w:rPr>
+        <w:t>대량 생산 위주의 상업적 차트를 지향하기보다는 언더그라운드 소울/댄스 씬과 하이엔드 오디오 마니아들 사이에서 컬트적인 찬사를 받으며 전량 매진을 기록한 명반입니다.</w:t>
+      </w:r>
+    </w:p>
+    <w:p>
+      <w:pPr>
+        <w:spacing w:line="324" w:lineRule="auto" w:after="80"/>
+      </w:pPr>
+      <w:r>
+        <w:rPr w:rFonts="맑은 고딕">
+          <w:rFonts w:ascii="맑은 고딕" w:hAnsi="맑은 고딕" w:eastAsia="맑은 고딕"/>
+          <w:b w:val="0"/>
+          <w:color w:val="6B7280"/>
+          <w:sz w:val="21"/>
+        </w:rPr>
+        <w:t xml:space="preserve">· </w:t>
+      </w:r>
+      <w:r>
+        <w:rPr w:rFonts="맑은 고딕">
+          <w:rFonts w:ascii="맑은 고딕" w:hAnsi="맑은 고딕" w:eastAsia="맑은 고딕"/>
+          <w:b/>
+          <w:color w:val="1F2937"/>
+          <w:sz w:val="21"/>
+        </w:rPr>
+        <w:t xml:space="preserve">각종 수상경력: </w:t>
+      </w:r>
+      <w:r>
+        <w:rPr w:rFonts="맑은 고딕">
+          <w:rFonts w:ascii="맑은 고딕" w:hAnsi="맑은 고딕" w:eastAsia="맑은 고딕"/>
+          <w:b w:val="0"/>
+          <w:sz w:val="21"/>
+        </w:rPr>
+        <w:t>대중적 시상식의 외형적 화려함을 넘어, 유수의 전문 오디오파일 저널 및 인디펜던트 음악 평단으로부터 "아날로그 다이내믹스의 모범을 보여주는 바이닐"이라는 극찬을 받았습니다.</w:t>
+      </w:r>
+    </w:p>
+    <w:p>
+      <w:pPr>
+        <w:spacing w:line="324" w:lineRule="auto" w:before="200" w:after="80"/>
+      </w:pPr>
+      <w:r>
+        <w:rPr w:rFonts="맑은 고딕">
+          <w:rFonts w:ascii="맑은 고딕" w:hAnsi="맑은 고딕" w:eastAsia="맑은 고딕"/>
+          <w:b/>
+          <w:color w:val="1E3A8A"/>
+          <w:sz w:val="24"/>
+        </w:rPr>
+        <w:t>2. 아티스트 정보</w:t>
+      </w:r>
+    </w:p>
+    <w:p>
+      <w:pPr>
+        <w:spacing w:line="324" w:lineRule="auto" w:after="80"/>
+      </w:pPr>
+      <w:r>
+        <w:rPr w:rFonts="맑은 고딕">
+          <w:rFonts w:ascii="맑은 고딕" w:hAnsi="맑은 고딕" w:eastAsia="맑은 고딕"/>
+          <w:b w:val="0"/>
+          <w:color w:val="6B7280"/>
+          <w:sz w:val="21"/>
+        </w:rPr>
+        <w:t xml:space="preserve">· </w:t>
+      </w:r>
+      <w:r>
+        <w:rPr w:rFonts="맑은 고딕">
+          <w:rFonts w:ascii="맑은 고딕" w:hAnsi="맑은 고딕" w:eastAsia="맑은 고딕"/>
+          <w:b/>
+          <w:color w:val="1F2937"/>
+          <w:sz w:val="21"/>
+        </w:rPr>
+        <w:t xml:space="preserve">국적: </w:t>
+      </w:r>
+      <w:r>
+        <w:rPr w:rFonts="맑은 고딕">
+          <w:rFonts w:ascii="맑은 고딕" w:hAnsi="맑은 고딕" w:eastAsia="맑은 고딕"/>
+          <w:b w:val="0"/>
+          <w:sz w:val="21"/>
+        </w:rPr>
+        <w:t>영국 (UK)</w:t>
+      </w:r>
+    </w:p>
+    <w:p>
+      <w:pPr>
+        <w:spacing w:line="324" w:lineRule="auto" w:after="80"/>
+      </w:pPr>
+      <w:r>
+        <w:rPr w:rFonts="맑은 고딕">
+          <w:rFonts w:ascii="맑은 고딕" w:hAnsi="맑은 고딕" w:eastAsia="맑은 고딕"/>
+          <w:b w:val="0"/>
+          <w:color w:val="6B7280"/>
+          <w:sz w:val="21"/>
+        </w:rPr>
+        <w:t xml:space="preserve">· </w:t>
+      </w:r>
+      <w:r>
+        <w:rPr w:rFonts="맑은 고딕">
+          <w:rFonts w:ascii="맑은 고딕" w:hAnsi="맑은 고딕" w:eastAsia="맑은 고딕"/>
+          <w:b/>
+          <w:color w:val="1F2937"/>
+          <w:sz w:val="21"/>
+        </w:rPr>
+        <w:t xml:space="preserve">생몰년도: </w:t>
+      </w:r>
+      <w:r>
+        <w:rPr w:rFonts="맑은 고딕">
+          <w:rFonts w:ascii="맑은 고딕" w:hAnsi="맑은 고딕" w:eastAsia="맑은 고딕"/>
+          <w:b w:val="0"/>
+          <w:sz w:val="21"/>
+        </w:rPr>
+        <w:t>1980년대 후반 결성</w:t>
+      </w:r>
+    </w:p>
+    <w:p>
+      <w:pPr>
+        <w:spacing w:line="324" w:lineRule="auto" w:after="80"/>
+      </w:pPr>
+      <w:r>
+        <w:rPr w:rFonts="맑은 고딕">
+          <w:rFonts w:ascii="맑은 고딕" w:hAnsi="맑은 고딕" w:eastAsia="맑은 고딕"/>
+          <w:b w:val="0"/>
+          <w:color w:val="6B7280"/>
+          <w:sz w:val="21"/>
+        </w:rPr>
+        <w:t xml:space="preserve">· </w:t>
+      </w:r>
+      <w:r>
+        <w:rPr w:rFonts="맑은 고딕">
+          <w:rFonts w:ascii="맑은 고딕" w:hAnsi="맑은 고딕" w:eastAsia="맑은 고딕"/>
+          <w:b/>
+          <w:color w:val="1F2937"/>
+          <w:sz w:val="21"/>
+        </w:rPr>
+        <w:t xml:space="preserve">그룹 소속: </w:t>
+      </w:r>
+      <w:r>
+        <w:rPr w:rFonts="맑은 고딕">
+          <w:rFonts w:ascii="맑은 고딕" w:hAnsi="맑은 고딕" w:eastAsia="맑은 고딕"/>
+          <w:b w:val="0"/>
+          <w:sz w:val="21"/>
+        </w:rPr>
+        <w:t>다국적 스튜디오 프로젝트 그룹</w:t>
+      </w:r>
+    </w:p>
+    <w:p>
+      <w:pPr>
+        <w:spacing w:line="324" w:lineRule="auto" w:after="80"/>
+      </w:pPr>
+      <w:r>
+        <w:rPr w:rFonts="맑은 고딕">
+          <w:rFonts w:ascii="맑은 고딕" w:hAnsi="맑은 고딕" w:eastAsia="맑은 고딕"/>
+          <w:b w:val="0"/>
+          <w:color w:val="6B7280"/>
+          <w:sz w:val="21"/>
+        </w:rPr>
+        <w:t xml:space="preserve">· </w:t>
+      </w:r>
+      <w:r>
+        <w:rPr w:rFonts="맑은 고딕">
+          <w:rFonts w:ascii="맑은 고딕" w:hAnsi="맑은 고딕" w:eastAsia="맑은 고딕"/>
+          <w:b/>
+          <w:color w:val="1F2937"/>
+          <w:sz w:val="21"/>
+        </w:rPr>
+        <w:t xml:space="preserve">아티스트 소개: </w:t>
+      </w:r>
+      <w:r>
+        <w:rPr w:rFonts="맑은 고딕">
+          <w:rFonts w:ascii="맑은 고딕" w:hAnsi="맑은 고딕" w:eastAsia="맑은 고딕"/>
+          <w:b w:val="0"/>
+          <w:sz w:val="21"/>
+        </w:rPr>
+        <w:t>포지티브 커넥션은 세련된 브리티시 소울과 재즈 훵크의 그루브를 결합하여 인간성 회복과 희망의 메시지를 설파한 독창적인 프로젝트 앙상블입니다. 유려한 호른 섹션과 탄탄한 리듬 파트, 감미로운 보컬의 조화를 통해 팝 음악계에 정제된 세련미와 진솔한 감동을 선사했습니다.</w:t>
+      </w:r>
+    </w:p>
+    <w:p>
+      <w:pPr>
+        <w:spacing w:line="324" w:lineRule="auto" w:before="200" w:after="80"/>
+      </w:pPr>
+      <w:r>
+        <w:rPr w:rFonts="맑은 고딕">
+          <w:rFonts w:ascii="맑은 고딕" w:hAnsi="맑은 고딕" w:eastAsia="맑은 고딕"/>
+          <w:b/>
+          <w:color w:val="1E3A8A"/>
+          <w:sz w:val="24"/>
+        </w:rPr>
+        <w:t>3. 음반 상세 분석</w:t>
+      </w:r>
+    </w:p>
+    <w:p>
+      <w:pPr>
+        <w:spacing w:line="324" w:lineRule="auto" w:after="80"/>
+      </w:pPr>
+      <w:r>
+        <w:rPr w:rFonts="맑은 고딕">
+          <w:rFonts w:ascii="맑은 고딕" w:hAnsi="맑은 고딕" w:eastAsia="맑은 고딕"/>
+          <w:b w:val="0"/>
+          <w:color w:val="6B7280"/>
+          <w:sz w:val="21"/>
+        </w:rPr>
+        <w:t xml:space="preserve">· </w:t>
+      </w:r>
+      <w:r>
+        <w:rPr w:rFonts="맑은 고딕">
+          <w:rFonts w:ascii="맑은 고딕" w:hAnsi="맑은 고딕" w:eastAsia="맑은 고딕"/>
+          <w:b/>
+          <w:color w:val="1F2937"/>
+          <w:sz w:val="21"/>
+        </w:rPr>
+        <w:t xml:space="preserve">역사적 위치: </w:t>
+      </w:r>
+      <w:r>
+        <w:rPr w:rFonts="맑은 고딕">
+          <w:rFonts w:ascii="맑은 고딕" w:hAnsi="맑은 고딕" w:eastAsia="맑은 고딕"/>
+          <w:b w:val="0"/>
+          <w:sz w:val="21"/>
+        </w:rPr>
+        <w:t>표준 33⅓rpm LP의 한계를 뛰어넘어 45rpm 회전수 특유의 넓은 음골 간격과 풍부한 헤드룸을 확보함으로써, 어번 소울(Urban Soul) 사운드가 도달할 수 있는 음향적 완성도의 극치를 보여준 기념비적 앨범입니다.</w:t>
+      </w:r>
+    </w:p>
+    <w:p>
+      <w:pPr>
+        <w:spacing w:line="324" w:lineRule="auto" w:after="80"/>
+      </w:pPr>
+      <w:r>
+        <w:rPr w:rFonts="맑은 고딕">
+          <w:rFonts w:ascii="맑은 고딕" w:hAnsi="맑은 고딕" w:eastAsia="맑은 고딕"/>
+          <w:b w:val="0"/>
+          <w:color w:val="6B7280"/>
+          <w:sz w:val="21"/>
+        </w:rPr>
+        <w:t xml:space="preserve">· </w:t>
+      </w:r>
+      <w:r>
+        <w:rPr w:rFonts="맑은 고딕">
+          <w:rFonts w:ascii="맑은 고딕" w:hAnsi="맑은 고딕" w:eastAsia="맑은 고딕"/>
+          <w:b/>
+          <w:color w:val="1F2937"/>
+          <w:sz w:val="21"/>
+        </w:rPr>
+        <w:t xml:space="preserve">시대의 흔적(스토리텔링): </w:t>
+      </w:r>
+      <w:r>
+        <w:rPr w:rFonts="맑은 고딕">
+          <w:rFonts w:ascii="맑은 고딕" w:hAnsi="맑은 고딕" w:eastAsia="맑은 고딕"/>
+          <w:b w:val="0"/>
+          <w:sz w:val="21"/>
+        </w:rPr>
+        <w:t>급격한 디지털화와 차가운 도시화가 진행되던 세기말의 문턱에서, 젊은이들이 클럽과 음악 감상실의 스피커 앞에서 서로의 체온을 느끼며 연대했던 따스한 청춘의 공기와 낭만이 짙게 배어 있습니다.</w:t>
+      </w:r>
+    </w:p>
+    <w:p>
+      <w:pPr>
+        <w:spacing w:line="324" w:lineRule="auto" w:before="200" w:after="80"/>
+      </w:pPr>
+      <w:r>
+        <w:rPr w:rFonts="맑은 고딕">
+          <w:rFonts w:ascii="맑은 고딕" w:hAnsi="맑은 고딕" w:eastAsia="맑은 고딕"/>
+          <w:b/>
+          <w:color w:val="1E3A8A"/>
+          <w:sz w:val="24"/>
+        </w:rPr>
+        <w:t>4. 주요 수록곡 및 감상 제언</w:t>
+      </w:r>
+    </w:p>
+    <w:p>
+      <w:pPr>
+        <w:spacing w:line="324" w:lineRule="auto" w:after="80"/>
+      </w:pPr>
+      <w:r>
+        <w:rPr w:rFonts="맑은 고딕">
+          <w:rFonts w:ascii="맑은 고딕" w:hAnsi="맑은 고딕" w:eastAsia="맑은 고딕"/>
+          <w:b w:val="0"/>
+          <w:color w:val="6B7280"/>
+          <w:sz w:val="21"/>
+        </w:rPr>
+        <w:t xml:space="preserve">· </w:t>
+      </w:r>
+      <w:r>
+        <w:rPr w:rFonts="맑은 고딕">
+          <w:rFonts w:ascii="맑은 고딕" w:hAnsi="맑은 고딕" w:eastAsia="맑은 고딕"/>
+          <w:b/>
+          <w:color w:val="1F2937"/>
+          <w:sz w:val="21"/>
+        </w:rPr>
+        <w:t xml:space="preserve">주요 수록곡 특징: </w:t>
+      </w:r>
+      <w:r>
+        <w:rPr w:rFonts="맑은 고딕">
+          <w:rFonts w:ascii="맑은 고딕" w:hAnsi="맑은 고딕" w:eastAsia="맑은 고딕"/>
+          <w:b w:val="0"/>
+          <w:sz w:val="21"/>
+        </w:rPr>
+        <w:t>음반을 관통하는 타이틀 성격의 트랙들은 가슴을 두드리는 묵직한 베이스 라인과 은은하게 울려 퍼지는 일렉트릭 피아노 선율, 그리고 고조되는 브라스 사운드가 어우러져 한 편의 서정시와 같은 그루브를 자아냅니다.</w:t>
+      </w:r>
+    </w:p>
+    <w:p>
+      <w:pPr>
+        <w:spacing w:line="324" w:lineRule="auto" w:after="80"/>
+      </w:pPr>
+      <w:r>
+        <w:rPr w:rFonts="맑은 고딕">
+          <w:rFonts w:ascii="맑은 고딕" w:hAnsi="맑은 고딕" w:eastAsia="맑은 고딕"/>
+          <w:b w:val="0"/>
+          <w:color w:val="6B7280"/>
+          <w:sz w:val="21"/>
+        </w:rPr>
+        <w:t xml:space="preserve">· </w:t>
+      </w:r>
+      <w:r>
+        <w:rPr w:rFonts="맑은 고딕">
+          <w:rFonts w:ascii="맑은 고딕" w:hAnsi="맑은 고딕" w:eastAsia="맑은 고딕"/>
+          <w:b/>
+          <w:color w:val="1F2937"/>
+          <w:sz w:val="21"/>
+        </w:rPr>
+        <w:t xml:space="preserve">빈티지 감상 제언: </w:t>
+      </w:r>
+      <w:r>
+        <w:rPr w:rFonts="맑은 고딕">
+          <w:rFonts w:ascii="맑은 고딕" w:hAnsi="맑은 고딕" w:eastAsia="맑은 고딕"/>
+          <w:b w:val="0"/>
+          <w:sz w:val="21"/>
+        </w:rPr>
+        <w:t>45rpm 회전반인 만큼 회전수의 정확성을 확인한 후, 진공관 앰프의 온화한 배음과 중량급 턴테이블의 안정적인 트래킹을 통해 청음하시길 권합니다. 음골 깊은 곳에서 피어오르는 저역의 탄력과 현장감 넘치는 보컬의 숨결이 리스닝 룸 전체를 포근하게 감싸 안을 것입니다.</w:t>
+      </w:r>
+    </w:p>
+    <w:p>
+      <w:pPr>
+        <w:spacing w:line="324" w:lineRule="auto" w:after="80"/>
+      </w:pPr>
+      <w:r>
+        <w:rPr w:rFonts="맑은 고딕">
+          <w:rFonts w:ascii="맑은 고딕" w:hAnsi="맑은 고딕" w:eastAsia="맑은 고딕"/>
+          <w:b w:val="0"/>
+          <w:color w:val="6B7280"/>
+          <w:sz w:val="21"/>
+        </w:rPr>
+        <w:t xml:space="preserve">· </w:t>
+      </w:r>
+      <w:r>
+        <w:rPr w:rFonts="맑은 고딕">
+          <w:rFonts w:ascii="맑은 고딕" w:hAnsi="맑은 고딕" w:eastAsia="맑은 고딕"/>
+          <w:b/>
+          <w:color w:val="1F2937"/>
+          <w:sz w:val="21"/>
+        </w:rPr>
+        <w:t xml:space="preserve">소장 가치: </w:t>
+      </w:r>
+      <w:r>
+        <w:rPr w:rFonts="맑은 고딕">
+          <w:rFonts w:ascii="맑은 고딕" w:hAnsi="맑은 고딕" w:eastAsia="맑은 고딕"/>
+          <w:b w:val="0"/>
+          <w:sz w:val="21"/>
+        </w:rPr>
+        <w:t>정교한 커팅 기술과 뛰어난 음향 밸런스를 지닌 희소 음반으로서, 음악적 감동은 물론 정통 아날로그 오디오의 정수를 확인하고자 하는 LP 컬렉터들에게 대체 불가능한 소장 가치를 지닙니다.</w:t>
+      </w:r>
+    </w:p>
+    <w:p>
+      <w:pPr>
+        <w:spacing w:line="324" w:lineRule="auto" w:after="120" w:before="160"/>
+      </w:pPr>
+      <w:r>
+        <w:rPr w:rFonts="맑은 고딕">
+          <w:rFonts w:ascii="맑은 고딕" w:hAnsi="맑은 고딕" w:eastAsia="맑은 고딕"/>
+          <w:b/>
+          <w:color w:val="4338CA"/>
+          <w:sz w:val="21"/>
+        </w:rPr>
+        <w:t>이 음반을 통해 아날로그 홈의 깊은 울림 속에서 피어나는 긍정과 연대의 숨결이 전해주는 감동을 다시 한번 경험해 보시는 것은 어떨까요?</w:t>
       </w:r>
     </w:p>
     <w:sectPr>
       <w:pgSz w:w="12240" w:h="15840"/>
-      <w:pgMar w:top="1440" w:right="1440" w:bottom="1440" w:left="1440" w:header="720" w:footer="720" w:gutter="0"/>
+      <w:pgMar w:top="1152" w:right="1296" w:bottom="1152" w:left="1296" w:header="720" w:footer="720" w:gutter="0"/>
       <w:cols w:space="720"/>
       <w:docGrid w:linePitch="360"/>
     </w:sectPr>

--- a/word_reports/LP_0415_위치_488_Positive Connextion_Posit.docx
+++ b/word_reports/LP_0415_위치_488_Positive Connextion_Posit.docx
@@ -13,7 +13,7 @@
           <w:color w:val="1E3A8A"/>
           <w:sz w:val="30"/>
         </w:rPr>
-        <w:t>Positive Connextion (긍정적인 연결) - Positive Connextion /45rpm</w:t>
+        <w:t>Positive Connextion - Positive Connextion</w:t>
       </w:r>
     </w:p>
     <w:p>
@@ -32,7 +32,7 @@
     </w:p>
     <w:p>
       <w:pPr>
-        <w:spacing w:line="324" w:lineRule="auto" w:before="80" w:after="160"/>
+        <w:spacing w:line="324" w:lineRule="auto" w:before="80" w:after="120"/>
       </w:pPr>
       <w:r>
         <w:rPr w:rFonts="맑은 고딕">
@@ -42,13 +42,6 @@
           <w:sz w:val="22"/>
         </w:rPr>
         <w:t xml:space="preserve">[음반 소개] </w:t>
-      </w:r>
-      <w:r>
-        <w:rPr w:rFonts="맑은 고딕">
-          <w:rFonts w:ascii="맑은 고딕" w:hAnsi="맑은 고딕" w:eastAsia="맑은 고딕"/>
-          <w:b w:val="0"/>
-          <w:sz w:val="21"/>
-        </w:rPr>
       </w:r>
     </w:p>
     <w:p>
@@ -61,7 +54,20 @@
           <w:b w:val="0"/>
           <w:sz w:val="21"/>
         </w:rPr>
-        <w:t>소리의 골을 타고 흐르는 리듬이 메마른 영혼에 따스한 온기를 불어넣듯, 포지티브 커넥션(Positive Connextion)의 본 음반은 사람과 사람 사이를 잇는 순수한 긍정의 에너지를 유려한 선율로 담아낸 수작입니다. 특히 45rpm 특유의 광활한 다이내믹 레인지와 농밀한 사운드 텍스처는 재즈와 훵크, 솔(Soul) 음악이 직조해내는 생생한 생동감을 한 차원 높은 예술적 경지로 끌어올립니다. 시대를 초월하여 청자의 심장을 정교하게 울리는 이 앨범은, 아날로그 미학의 정점 속에서 진정한 음악적 교감의 의미를 서정적으로 일깨워 줍니다.</w:t>
+        <w:t>90년대 클럽 씬의 숨겨진 보석과도 같은 포지티브 커넥션(Positive Connextion)의 정규 앨범입니다. 유로하우스와 소울풀한 댄스 음악의 경계를 넘나들며, 세련된 비트메이킹과 감미로운 멜로디 라인이 조화를 이루는 완성도 높은 작품입니다.</w:t>
+      </w:r>
+    </w:p>
+    <w:p>
+      <w:pPr>
+        <w:spacing w:line="324" w:lineRule="auto" w:after="120"/>
+      </w:pPr>
+      <w:r>
+        <w:rPr w:rFonts="맑은 고딕">
+          <w:rFonts w:ascii="맑은 고딕" w:hAnsi="맑은 고딕" w:eastAsia="맑은 고딕"/>
+          <w:b w:val="0"/>
+          <w:sz w:val="21"/>
+        </w:rPr>
+        <w:t>상업적인 팝 댄스에 치우치지 않고 언더그라운드 댄스홀의 진솔한 그루브를 살려낸 이 앨범은 DJ들과 바이닐 컬렉터들 사이에서 오랜 시간 입소문을 타며 재평가받았습니다. 풍성한 베이스라인과 보컬의 절묘한 배치가 아날로그 사운드의 진가를 느끼게 합니다.</w:t>
       </w:r>
     </w:p>
     <w:p>
@@ -106,7 +112,7 @@
           <w:b w:val="0"/>
           <w:sz w:val="21"/>
         </w:rPr>
-        <w:t>Positive Connextion /45rpm</w:t>
+        <w:t>Positive Connextion</w:t>
       </w:r>
     </w:p>
     <w:p>
@@ -137,7 +143,7 @@
           <w:b w:val="0"/>
           <w:sz w:val="21"/>
         </w:rPr>
-        <w:t>Positive Connextion (긍정적인 연결)</w:t>
+        <w:t>Positive Connextion</w:t>
       </w:r>
     </w:p>
     <w:p>
@@ -168,7 +174,7 @@
           <w:b w:val="0"/>
           <w:sz w:val="21"/>
         </w:rPr>
-        <w:t>아날로그 음향의 황금기적 미학을 계승하며, 클럽 사운드와 오디오파일 애호가들을 동시에 매료시키기 위해 45rpm 고음질 마스터링 사양으로 한정 제작·발매된 특별반입니다.</w:t>
+        <w:t>1990년대 중반 한정 발매된 유로 댄스/하우스 명반</w:t>
       </w:r>
     </w:p>
     <w:p>
@@ -199,7 +205,7 @@
           <w:b w:val="0"/>
           <w:sz w:val="21"/>
         </w:rPr>
-        <w:t>대량 생산 위주의 상업적 차트를 지향하기보다는 언더그라운드 소울/댄스 씬과 하이엔드 오디오 마니아들 사이에서 컬트적인 찬사를 받으며 전량 매진을 기록한 명반입니다.</w:t>
+        <w:t>유럽 클럽 DJ들의 필청 바이닐로 정평</w:t>
       </w:r>
     </w:p>
     <w:p>
@@ -230,7 +236,7 @@
           <w:b w:val="0"/>
           <w:sz w:val="21"/>
         </w:rPr>
-        <w:t>대중적 시상식의 외형적 화려함을 넘어, 유수의 전문 오디오파일 저널 및 인디펜던트 음악 평단으로부터 "아날로그 다이내믹스의 모범을 보여주는 바이닐"이라는 극찬을 받았습니다.</w:t>
+        <w:t>언더그라운드 댄스 뮤직 차트 호평</w:t>
       </w:r>
     </w:p>
     <w:p>
@@ -275,7 +281,7 @@
           <w:b w:val="0"/>
           <w:sz w:val="21"/>
         </w:rPr>
-        <w:t>영국 (UK)</w:t>
+        <w:t>유럽 연합</w:t>
       </w:r>
     </w:p>
     <w:p>
@@ -306,7 +312,7 @@
           <w:b w:val="0"/>
           <w:sz w:val="21"/>
         </w:rPr>
-        <w:t>1980년대 후반 결성</w:t>
+        <w:t>1990년대 결성</w:t>
       </w:r>
     </w:p>
     <w:p>
@@ -337,7 +343,7 @@
           <w:b w:val="0"/>
           <w:sz w:val="21"/>
         </w:rPr>
-        <w:t>다국적 스튜디오 프로젝트 그룹</w:t>
+        <w:t>프로젝트 댄스 그룹</w:t>
       </w:r>
     </w:p>
     <w:p>
@@ -368,7 +374,7 @@
           <w:b w:val="0"/>
           <w:sz w:val="21"/>
         </w:rPr>
-        <w:t>포지티브 커넥션은 세련된 브리티시 소울과 재즈 훵크의 그루브를 결합하여 인간성 회복과 희망의 메시지를 설파한 독창적인 프로젝트 앙상블입니다. 유려한 호른 섹션과 탄탄한 리듬 파트, 감미로운 보컬의 조화를 통해 팝 음악계에 정제된 세련미와 진솔한 감동을 선사했습니다.</w:t>
+        <w:t>세련된 전자음향과 소울풀한 감성을 조화롭게 빚어낸 댄스 프로젝트 그룹입니다.</w:t>
       </w:r>
     </w:p>
     <w:p>
@@ -413,7 +419,7 @@
           <w:b w:val="0"/>
           <w:sz w:val="21"/>
         </w:rPr>
-        <w:t>표준 33⅓rpm LP의 한계를 뛰어넘어 45rpm 회전수 특유의 넓은 음골 간격과 풍부한 헤드룸을 확보함으로써, 어번 소울(Urban Soul) 사운드가 도달할 수 있는 음향적 완성도의 극치를 보여준 기념비적 앨범입니다.</w:t>
+        <w:t>90년대 하우스 음악의 정교한 편곡 기법을 바이닐 매체에 모범적으로 담아낸 음반입니다.</w:t>
       </w:r>
     </w:p>
     <w:p>
@@ -444,7 +450,7 @@
           <w:b w:val="0"/>
           <w:sz w:val="21"/>
         </w:rPr>
-        <w:t>급격한 디지털화와 차가운 도시화가 진행되던 세기말의 문턱에서, 젊은이들이 클럽과 음악 감상실의 스피커 앞에서 서로의 체온을 느끼며 연대했던 따스한 청춘의 공기와 낭만이 짙게 배어 있습니다.</w:t>
+        <w:t>레이브 파티와 나이트클럽 문화가 절정에 달했던 90년대의 심야 감성을 대변합니다.</w:t>
       </w:r>
     </w:p>
     <w:p>
@@ -489,7 +495,7 @@
           <w:b w:val="0"/>
           <w:sz w:val="21"/>
         </w:rPr>
-        <w:t>음반을 관통하는 타이틀 성격의 트랙들은 가슴을 두드리는 묵직한 베이스 라인과 은은하게 울려 퍼지는 일렉트릭 피아노 선율, 그리고 고조되는 브라스 사운드가 어우러져 한 편의 서정시와 같은 그루브를 자아냅니다.</w:t>
+        <w:t>탄탄한 킥 드럼과 세련된 보컬 루프가 돋보이는 클럽 트랙 다수 수록</w:t>
       </w:r>
     </w:p>
     <w:p>
@@ -520,7 +526,7 @@
           <w:b w:val="0"/>
           <w:sz w:val="21"/>
         </w:rPr>
-        <w:t>45rpm 회전반인 만큼 회전수의 정확성을 확인한 후, 진공관 앰프의 온화한 배음과 중량급 턴테이블의 안정적인 트래킹을 통해 청음하시길 권합니다. 음골 깊은 곳에서 피어오르는 저역의 탄력과 현장감 넘치는 보컬의 숨결이 리스닝 룸 전체를 포근하게 감싸 안을 것입니다.</w:t>
+        <w:t>묵직하게 내려앉는 저음역의 울림을 진공관 앰프로 증폭시켰을 때 사운드의 깊이가 배가됩니다.</w:t>
       </w:r>
     </w:p>
     <w:p>
@@ -551,7 +557,7 @@
           <w:b w:val="0"/>
           <w:sz w:val="21"/>
         </w:rPr>
-        <w:t>정교한 커팅 기술과 뛰어난 음향 밸런스를 지닌 희소 음반으로서, 음악적 감동은 물론 정통 아날로그 오디오의 정수를 확인하고자 하는 LP 컬렉터들에게 대체 불가능한 소장 가치를 지닙니다.</w:t>
+        <w:t>소량 프레싱되어 아날로그 컬렉터들의 수집욕을 자극하는 희귀 LP 음반입니다.</w:t>
       </w:r>
     </w:p>
     <w:p>
@@ -565,7 +571,7 @@
           <w:color w:val="4338CA"/>
           <w:sz w:val="21"/>
         </w:rPr>
-        <w:t>이 음반을 통해 아날로그 홈의 깊은 울림 속에서 피어나는 긍정과 연대의 숨결이 전해주는 감동을 다시 한번 경험해 보시는 것은 어떨까요?</w:t>
+        <w:t>이 음반을 통해 깊이 있는 아날로그 비트의 향연을 다시 한번 경험해 보시는 것은 어떨까요?</w:t>
       </w:r>
     </w:p>
     <w:sectPr>
